--- a/src/resume/resume.docx
+++ b/src/resume/resume.docx
@@ -320,17 +320,7 @@
         </w:numPr>
       </w:pPr>
       <w:r>
-        <w:t xml:space="preserve">C++,</w:t>
-      </w:r>
-      <w:r>
-        <w:t xml:space="preserve"> </w:t>
-      </w:r>
-      <w:r>
-        <w:rPr>
-          <w:b/>
-          <w:bCs/>
-        </w:rPr>
-        <w:t xml:space="preserve">Reverse Engineering</w:t>
+        <w:t xml:space="preserve">C++, C#</w:t>
       </w:r>
     </w:p>
     <w:bookmarkEnd w:id="14"/>
@@ -376,7 +366,7 @@
         </w:numPr>
       </w:pPr>
       <w:r>
-        <w:t xml:space="preserve">Django, Flask, SpringBoot, REST APIs</w:t>
+        <w:t xml:space="preserve">Django, Flask, FastAPI, SpringBoot, REST APIs</w:t>
       </w:r>
     </w:p>
     <w:p>
@@ -489,7 +479,7 @@
         </w:numPr>
       </w:pPr>
       <w:r>
-        <w:t xml:space="preserve">Vector Databases, pgvector, Prompt Engineering</w:t>
+        <w:t xml:space="preserve">Vector Databases, pgvector, PostgreSQL</w:t>
       </w:r>
     </w:p>
     <w:p>
@@ -501,7 +491,19 @@
         </w:numPr>
       </w:pPr>
       <w:r>
-        <w:t xml:space="preserve">OpenAI, Anthropic, Claude, Gemini, Mistral, Ollama</w:t>
+        <w:t xml:space="preserve">Prompt Engineering, Prompt Injection, Loop Engineering</w:t>
+      </w:r>
+    </w:p>
+    <w:p>
+      <w:pPr>
+        <w:pStyle w:val="Compact"/>
+        <w:numPr>
+          <w:ilvl w:val="0"/>
+          <w:numId w:val="1005"/>
+        </w:numPr>
+      </w:pPr>
+      <w:r>
+        <w:t xml:space="preserve">Anthropic, Claude, OpenAI, Gemini, Mistral, Ollama</w:t>
       </w:r>
     </w:p>
     <w:p>
@@ -535,7 +537,7 @@
         </w:numPr>
       </w:pPr>
       <w:r>
-        <w:t xml:space="preserve">Cursor, VS Code, Claude</w:t>
+        <w:t xml:space="preserve">Cursor, Claude, VS Code, Visual Studio</w:t>
       </w:r>
     </w:p>
     <w:p>
@@ -547,7 +549,7 @@
         </w:numPr>
       </w:pPr>
       <w:r>
-        <w:t xml:space="preserve">Xcode, Android Studio, Visual Studio</w:t>
+        <w:t xml:space="preserve">Android Studio, Xcode</w:t>
       </w:r>
     </w:p>
     <w:p>
@@ -595,7 +597,7 @@
         </w:numPr>
       </w:pPr>
       <w:r>
-        <w:t xml:space="preserve">Slack, MS Teams, WhatsApp</w:t>
+        <w:t xml:space="preserve">Slack, Discord, WhatsApp, MS Teams</w:t>
       </w:r>
     </w:p>
     <w:bookmarkEnd w:id="17"/>
@@ -661,7 +663,23 @@
         </w:numPr>
       </w:pPr>
       <w:r>
-        <w:t xml:space="preserve">Contributed bug fixes and feature improvements to hot repositories, including resolving credibility display mismatches, dependency conflicts, and memoization bugs in Rails-based financial dashboards.</w:t>
+        <w:t xml:space="preserve">Contributed bug fixes and feature improvements to hot repositories — including</w:t>
+      </w:r>
+      <w:r>
+        <w:t xml:space="preserve"> </w:t>
+      </w:r>
+      <w:r>
+        <w:rPr>
+          <w:b/>
+          <w:bCs/>
+        </w:rPr>
+        <w:t xml:space="preserve">Sure v0.7.1–v0.7.3</w:t>
+      </w:r>
+      <w:r>
+        <w:t xml:space="preserve"> </w:t>
+      </w:r>
+      <w:r>
+        <w:t xml:space="preserve">performance work (memoization, N+1 query fixes, and controller optimizations on categories, accounts, and transactions).</w:t>
       </w:r>
     </w:p>
     <w:p>

--- a/src/resume/resume.docx
+++ b/src/resume/resume.docx
@@ -663,7 +663,7 @@
         </w:numPr>
       </w:pPr>
       <w:r>
-        <w:t xml:space="preserve">Contributed bug fixes and feature improvements to hot repositories — including</w:t>
+        <w:t xml:space="preserve">Contributed bug fixes and feature improvements to hot repositories —</w:t>
       </w:r>
       <w:r>
         <w:t xml:space="preserve"> </w:t>
@@ -673,13 +673,26 @@
           <w:b/>
           <w:bCs/>
         </w:rPr>
-        <w:t xml:space="preserve">Sure v0.7.1–v0.7.3</w:t>
+        <w:t xml:space="preserve">18 merged PRs across Sure v0.7.1–v0.7.4</w:t>
+      </w:r>
+      <w:r>
+        <w:t xml:space="preserve">, ranking</w:t>
       </w:r>
       <w:r>
         <w:t xml:space="preserve"> </w:t>
       </w:r>
       <w:r>
-        <w:t xml:space="preserve">performance work (memoization, N+1 query fixes, and controller optimizations on categories, accounts, and transactions).</w:t>
+        <w:rPr>
+          <w:b/>
+          <w:bCs/>
+        </w:rPr>
+        <w:t xml:space="preserve">#11</w:t>
+      </w:r>
+      <w:r>
+        <w:t xml:space="preserve"> </w:t>
+      </w:r>
+      <w:r>
+        <w:t xml:space="preserve">on the Gittensor leaderboard for v0.7.4 with 11 merged PRs (transfer tags, transaction rule operators, N+1 query fixes, Design System &amp; i18n cleanups).</w:t>
       </w:r>
     </w:p>
     <w:p>
